--- a/Stash.docx
+++ b/Stash.docx
@@ -4,241 +4,15 @@
   <w:body>
     <w:p>
       <w:r>
-        <w:t xml:space="preserve">Git stash </w:t>
-      </w:r>
-      <w:proofErr w:type="spellStart"/>
-      <w:r>
-        <w:t>dùng</w:t>
-      </w:r>
-      <w:proofErr w:type="spellEnd"/>
-      <w:r>
-        <w:t xml:space="preserve"> </w:t>
-      </w:r>
-      <w:proofErr w:type="spellStart"/>
-      <w:r>
-        <w:t>để</w:t>
-      </w:r>
-      <w:proofErr w:type="spellEnd"/>
-      <w:r>
-        <w:t xml:space="preserve"> </w:t>
-      </w:r>
-      <w:proofErr w:type="spellStart"/>
-      <w:r>
-        <w:t>lưu</w:t>
-      </w:r>
-      <w:proofErr w:type="spellEnd"/>
-      <w:r>
-        <w:t xml:space="preserve"> </w:t>
-      </w:r>
-      <w:proofErr w:type="spellStart"/>
-      <w:r>
-        <w:t>lại</w:t>
-      </w:r>
-      <w:proofErr w:type="spellEnd"/>
-      <w:r>
-        <w:t xml:space="preserve"> </w:t>
-      </w:r>
-      <w:proofErr w:type="spellStart"/>
-      <w:r>
-        <w:t>các</w:t>
-      </w:r>
-      <w:proofErr w:type="spellEnd"/>
-      <w:r>
-        <w:t xml:space="preserve"> </w:t>
-      </w:r>
-      <w:proofErr w:type="spellStart"/>
-      <w:r>
-        <w:t>thay</w:t>
-      </w:r>
-      <w:proofErr w:type="spellEnd"/>
-      <w:r>
-        <w:t xml:space="preserve"> </w:t>
-      </w:r>
-      <w:proofErr w:type="spellStart"/>
-      <w:r>
-        <w:t>đổi</w:t>
-      </w:r>
-      <w:proofErr w:type="spellEnd"/>
-      <w:r>
-        <w:t xml:space="preserve"> </w:t>
-      </w:r>
-      <w:proofErr w:type="spellStart"/>
-      <w:r>
-        <w:t>chưa</w:t>
-      </w:r>
-      <w:proofErr w:type="spellEnd"/>
-      <w:r>
-        <w:t xml:space="preserve"> </w:t>
-      </w:r>
-      <w:proofErr w:type="spellStart"/>
-      <w:r>
-        <w:t>kịp</w:t>
-      </w:r>
-      <w:proofErr w:type="spellEnd"/>
-      <w:r>
-        <w:t xml:space="preserve"> commit, </w:t>
-      </w:r>
-      <w:proofErr w:type="spellStart"/>
-      <w:r>
-        <w:t>để</w:t>
-      </w:r>
-      <w:proofErr w:type="spellEnd"/>
-      <w:r>
-        <w:t xml:space="preserve"> </w:t>
-      </w:r>
-      <w:proofErr w:type="spellStart"/>
-      <w:r>
-        <w:t>có</w:t>
-      </w:r>
-      <w:proofErr w:type="spellEnd"/>
-      <w:r>
-        <w:t xml:space="preserve"> </w:t>
-      </w:r>
-      <w:proofErr w:type="spellStart"/>
-      <w:r>
-        <w:t>thể</w:t>
-      </w:r>
-      <w:proofErr w:type="spellEnd"/>
-      <w:r>
-        <w:t xml:space="preserve"> </w:t>
-      </w:r>
-      <w:proofErr w:type="spellStart"/>
-      <w:r>
-        <w:t>tạm</w:t>
-      </w:r>
-      <w:proofErr w:type="spellEnd"/>
-      <w:r>
-        <w:t xml:space="preserve"> </w:t>
-      </w:r>
-      <w:proofErr w:type="spellStart"/>
-      <w:r>
-        <w:t>thời</w:t>
-      </w:r>
-      <w:proofErr w:type="spellEnd"/>
-      <w:r>
-        <w:t xml:space="preserve"> </w:t>
-      </w:r>
-      <w:proofErr w:type="spellStart"/>
-      <w:r>
-        <w:t>làm</w:t>
-      </w:r>
-      <w:proofErr w:type="spellEnd"/>
-      <w:r>
-        <w:t xml:space="preserve"> </w:t>
-      </w:r>
-      <w:proofErr w:type="spellStart"/>
-      <w:r>
-        <w:t>các</w:t>
-      </w:r>
-      <w:proofErr w:type="spellEnd"/>
-      <w:r>
-        <w:t xml:space="preserve"> </w:t>
-      </w:r>
-      <w:proofErr w:type="spellStart"/>
-      <w:r>
-        <w:t>công</w:t>
-      </w:r>
-      <w:proofErr w:type="spellEnd"/>
-      <w:r>
-        <w:t xml:space="preserve"> </w:t>
-      </w:r>
-      <w:proofErr w:type="spellStart"/>
-      <w:r>
-        <w:t>việc</w:t>
-      </w:r>
-      <w:proofErr w:type="spellEnd"/>
-      <w:r>
-        <w:t xml:space="preserve"> </w:t>
-      </w:r>
-      <w:proofErr w:type="spellStart"/>
-      <w:r>
-        <w:t>khác</w:t>
-      </w:r>
-      <w:proofErr w:type="spellEnd"/>
-      <w:r>
-        <w:t xml:space="preserve"> </w:t>
-      </w:r>
-      <w:proofErr w:type="spellStart"/>
-      <w:r>
-        <w:t>như</w:t>
-      </w:r>
-      <w:proofErr w:type="spellEnd"/>
-      <w:r>
-        <w:t xml:space="preserve"> </w:t>
-      </w:r>
-      <w:proofErr w:type="spellStart"/>
-      <w:r>
-        <w:t>chuyển</w:t>
-      </w:r>
-      <w:proofErr w:type="spellEnd"/>
-      <w:r>
-        <w:t xml:space="preserve"> </w:t>
-      </w:r>
-      <w:proofErr w:type="spellStart"/>
-      <w:r>
-        <w:t>nhánh</w:t>
-      </w:r>
-      <w:proofErr w:type="spellEnd"/>
-      <w:r>
-        <w:t xml:space="preserve"> </w:t>
-      </w:r>
-      <w:proofErr w:type="spellStart"/>
-      <w:r>
-        <w:t>mà</w:t>
-      </w:r>
-      <w:proofErr w:type="spellEnd"/>
-      <w:r>
-        <w:t xml:space="preserve"> </w:t>
-      </w:r>
-      <w:proofErr w:type="spellStart"/>
-      <w:r>
-        <w:t>không</w:t>
-      </w:r>
-      <w:proofErr w:type="spellEnd"/>
-      <w:r>
-        <w:t xml:space="preserve"> </w:t>
-      </w:r>
-      <w:proofErr w:type="spellStart"/>
-      <w:r>
-        <w:t>bị</w:t>
-      </w:r>
-      <w:proofErr w:type="spellEnd"/>
-      <w:r>
-        <w:t xml:space="preserve"> </w:t>
-      </w:r>
-      <w:proofErr w:type="spellStart"/>
-      <w:r>
-        <w:t>ảnh</w:t>
-      </w:r>
-      <w:proofErr w:type="spellEnd"/>
-      <w:r>
-        <w:t xml:space="preserve"> </w:t>
-      </w:r>
-      <w:proofErr w:type="spellStart"/>
-      <w:r>
-        <w:t>hưởng</w:t>
-      </w:r>
-      <w:proofErr w:type="spellEnd"/>
-      <w:r>
-        <w:t>.</w:t>
-      </w:r>
-    </w:p>
-    <w:p>
-      <w:proofErr w:type="spellStart"/>
-      <w:r>
-        <w:t>Cú</w:t>
-      </w:r>
-      <w:proofErr w:type="spellEnd"/>
-      <w:r>
-        <w:t xml:space="preserve"> </w:t>
-      </w:r>
-      <w:proofErr w:type="spellStart"/>
-      <w:r>
-        <w:t>pháp</w:t>
-      </w:r>
-      <w:proofErr w:type="spellEnd"/>
-      <w:r>
-        <w:t>:</w:t>
+        <w:t>Git stash dùng để lưu lại các thay đổi chưa kịp commit, để có thể tạm thời làm các công việc khác như chuyển nhánh mà không bị ảnh hưởng</w:t>
+      </w:r>
+      <w:r>
+        <w:t>, và có thể lấy lại những thay đổi đã lưu khi lần.</w:t>
+      </w:r>
+    </w:p>
+    <w:p>
+      <w:r>
+        <w:t>Cú pháp:</w:t>
       </w:r>
     </w:p>
     <w:p>
@@ -250,55 +24,7 @@
         </w:numPr>
       </w:pPr>
       <w:r>
-        <w:t xml:space="preserve">Khi </w:t>
-      </w:r>
-      <w:proofErr w:type="spellStart"/>
-      <w:r>
-        <w:t>cần</w:t>
-      </w:r>
-      <w:proofErr w:type="spellEnd"/>
-      <w:r>
-        <w:t xml:space="preserve"> </w:t>
-      </w:r>
-      <w:proofErr w:type="spellStart"/>
-      <w:r>
-        <w:t>lưu</w:t>
-      </w:r>
-      <w:proofErr w:type="spellEnd"/>
-      <w:r>
-        <w:t xml:space="preserve"> </w:t>
-      </w:r>
-      <w:proofErr w:type="spellStart"/>
-      <w:r>
-        <w:t>lại</w:t>
-      </w:r>
-      <w:proofErr w:type="spellEnd"/>
-      <w:r>
-        <w:t xml:space="preserve"> </w:t>
-      </w:r>
-      <w:proofErr w:type="spellStart"/>
-      <w:r>
-        <w:t>sự</w:t>
-      </w:r>
-      <w:proofErr w:type="spellEnd"/>
-      <w:r>
-        <w:t xml:space="preserve"> </w:t>
-      </w:r>
-      <w:proofErr w:type="spellStart"/>
-      <w:r>
-        <w:t>thay</w:t>
-      </w:r>
-      <w:proofErr w:type="spellEnd"/>
-      <w:r>
-        <w:t xml:space="preserve"> </w:t>
-      </w:r>
-      <w:proofErr w:type="spellStart"/>
-      <w:r>
-        <w:t>đổi</w:t>
-      </w:r>
-      <w:proofErr w:type="spellEnd"/>
-      <w:r>
-        <w:t>: git stash</w:t>
+        <w:t>Khi cần lưu lại sự thay đổi: git stash</w:t>
       </w:r>
     </w:p>
     <w:p>
@@ -310,55 +36,7 @@
         </w:numPr>
       </w:pPr>
       <w:r>
-        <w:t xml:space="preserve">Khi </w:t>
-      </w:r>
-      <w:proofErr w:type="spellStart"/>
-      <w:r>
-        <w:t>cần</w:t>
-      </w:r>
-      <w:proofErr w:type="spellEnd"/>
-      <w:r>
-        <w:t xml:space="preserve"> </w:t>
-      </w:r>
-      <w:proofErr w:type="spellStart"/>
-      <w:r>
-        <w:t>lấy</w:t>
-      </w:r>
-      <w:proofErr w:type="spellEnd"/>
-      <w:r>
-        <w:t xml:space="preserve"> </w:t>
-      </w:r>
-      <w:proofErr w:type="spellStart"/>
-      <w:r>
-        <w:t>lại</w:t>
-      </w:r>
-      <w:proofErr w:type="spellEnd"/>
-      <w:r>
-        <w:t xml:space="preserve"> </w:t>
-      </w:r>
-      <w:proofErr w:type="spellStart"/>
-      <w:r>
-        <w:t>cái</w:t>
-      </w:r>
-      <w:proofErr w:type="spellEnd"/>
-      <w:r>
-        <w:t xml:space="preserve"> </w:t>
-      </w:r>
-      <w:proofErr w:type="spellStart"/>
-      <w:r>
-        <w:t>vừa</w:t>
-      </w:r>
-      <w:proofErr w:type="spellEnd"/>
-      <w:r>
-        <w:t xml:space="preserve"> </w:t>
-      </w:r>
-      <w:proofErr w:type="spellStart"/>
-      <w:r>
-        <w:t>lưu</w:t>
-      </w:r>
-      <w:proofErr w:type="spellEnd"/>
-      <w:r>
-        <w:t>: git stash pop</w:t>
+        <w:t>Khi cần lấy lại cái vừa lưu: git stash pop</w:t>
       </w:r>
     </w:p>
     <w:p>
@@ -369,45 +47,8 @@
           <w:numId w:val="1"/>
         </w:numPr>
       </w:pPr>
-      <w:proofErr w:type="spellStart"/>
-      <w:r>
-        <w:t>Dọn</w:t>
-      </w:r>
-      <w:proofErr w:type="spellEnd"/>
-      <w:r>
-        <w:t xml:space="preserve"> </w:t>
-      </w:r>
-      <w:proofErr w:type="spellStart"/>
-      <w:r>
-        <w:t>dẹp</w:t>
-      </w:r>
-      <w:proofErr w:type="spellEnd"/>
-      <w:r>
-        <w:t xml:space="preserve"> </w:t>
-      </w:r>
-      <w:proofErr w:type="spellStart"/>
-      <w:r>
-        <w:t>các</w:t>
-      </w:r>
-      <w:proofErr w:type="spellEnd"/>
-      <w:r>
-        <w:t xml:space="preserve"> stash </w:t>
-      </w:r>
-      <w:proofErr w:type="spellStart"/>
-      <w:r>
-        <w:t>đã</w:t>
-      </w:r>
-      <w:proofErr w:type="spellEnd"/>
-      <w:r>
-        <w:t xml:space="preserve"> </w:t>
-      </w:r>
-      <w:proofErr w:type="spellStart"/>
-      <w:r>
-        <w:t>lưu</w:t>
-      </w:r>
-      <w:proofErr w:type="spellEnd"/>
-      <w:r>
-        <w:t>: git stash clear</w:t>
+      <w:r>
+        <w:t>Dọn dẹp các stash đã lưu: git stash clear</w:t>
       </w:r>
     </w:p>
     <w:p>
@@ -418,13 +59,8 @@
           <w:numId w:val="1"/>
         </w:numPr>
       </w:pPr>
-      <w:proofErr w:type="spellStart"/>
-      <w:r>
-        <w:t>Xóa</w:t>
-      </w:r>
-      <w:proofErr w:type="spellEnd"/>
-      <w:r>
-        <w:t xml:space="preserve"> 1 stash: git stash drop [&lt;stash&gt;]</w:t>
+      <w:r>
+        <w:t>Xóa 1 stash: git stash drop [&lt;stash&gt;]</w:t>
       </w:r>
     </w:p>
     <w:p>
@@ -435,48 +71,55 @@
           <w:numId w:val="1"/>
         </w:numPr>
       </w:pPr>
-      <w:proofErr w:type="spellStart"/>
-      <w:r>
-        <w:t>Lấy</w:t>
-      </w:r>
-      <w:proofErr w:type="spellEnd"/>
-      <w:r>
-        <w:t xml:space="preserve"> </w:t>
-      </w:r>
-      <w:proofErr w:type="spellStart"/>
-      <w:r>
-        <w:t>chỉ</w:t>
-      </w:r>
-      <w:proofErr w:type="spellEnd"/>
-      <w:r>
-        <w:t xml:space="preserve"> </w:t>
-      </w:r>
-      <w:proofErr w:type="spellStart"/>
-      <w:r>
-        <w:t>định</w:t>
-      </w:r>
-      <w:proofErr w:type="spellEnd"/>
-      <w:r>
-        <w:t xml:space="preserve"> 1 stash </w:t>
-      </w:r>
-      <w:proofErr w:type="spellStart"/>
-      <w:r>
-        <w:t>đã</w:t>
-      </w:r>
-      <w:proofErr w:type="spellEnd"/>
-      <w:r>
-        <w:t xml:space="preserve"> </w:t>
-      </w:r>
-      <w:proofErr w:type="spellStart"/>
-      <w:r>
-        <w:t>lưu</w:t>
-      </w:r>
-      <w:proofErr w:type="spellEnd"/>
-      <w:r>
-        <w:t xml:space="preserve">: git stash pop </w:t>
-      </w:r>
-      <w:r>
-        <w:t>[&lt;stash&gt;]</w:t>
+      <w:r>
+        <w:t>Lấy chỉ định 1 stash đã lưu: git stash pop [&lt;stash&gt;]</w:t>
+      </w:r>
+    </w:p>
+    <w:p/>
+    <w:p/>
+    <w:p>
+      <w:r>
+        <w:t>HDSD:</w:t>
+      </w:r>
+    </w:p>
+    <w:p>
+      <w:pPr>
+        <w:pStyle w:val="ListParagraph"/>
+        <w:numPr>
+          <w:ilvl w:val="0"/>
+          <w:numId w:val="2"/>
+        </w:numPr>
+      </w:pPr>
+      <w:r>
+        <w:t>Cpp</w:t>
+      </w:r>
+    </w:p>
+    <w:p>
+      <w:pPr>
+        <w:pStyle w:val="ListParagraph"/>
+      </w:pPr>
+      <w:r>
+        <w:t>Mở trong Visual Studio, run app. Nhập 1 số và enter =&gt; hiện kết quả</w:t>
+      </w:r>
+    </w:p>
+    <w:p>
+      <w:pPr>
+        <w:pStyle w:val="ListParagraph"/>
+        <w:numPr>
+          <w:ilvl w:val="0"/>
+          <w:numId w:val="2"/>
+        </w:numPr>
+      </w:pPr>
+      <w:r>
+        <w:t>Shellscript.</w:t>
+      </w:r>
+    </w:p>
+    <w:p>
+      <w:pPr>
+        <w:pStyle w:val="ListParagraph"/>
+      </w:pPr>
+      <w:r>
+        <w:t>Mở bằng bash ./boi3.sh. Nhập 1 số và enter =&gt; hiện kết quả.</w:t>
       </w:r>
     </w:p>
     <w:sectPr>
@@ -603,8 +246,100 @@
       </w:rPr>
     </w:lvl>
   </w:abstractNum>
+  <w:abstractNum w:abstractNumId="1" w15:restartNumberingAfterBreak="0">
+    <w:nsid w:val="37D93B68"/>
+    <w:multiLevelType w:val="hybridMultilevel"/>
+    <w:tmpl w:val="3FCC0368"/>
+    <w:lvl w:ilvl="0" w:tplc="0409000F">
+      <w:start w:val="1"/>
+      <w:numFmt w:val="decimal"/>
+      <w:lvlText w:val="%1."/>
+      <w:lvlJc w:val="left"/>
+      <w:pPr>
+        <w:ind w:left="720" w:hanging="360"/>
+      </w:pPr>
+      <w:rPr>
+        <w:rFonts w:hint="default"/>
+      </w:rPr>
+    </w:lvl>
+    <w:lvl w:ilvl="1" w:tplc="04090019" w:tentative="1">
+      <w:start w:val="1"/>
+      <w:numFmt w:val="lowerLetter"/>
+      <w:lvlText w:val="%2."/>
+      <w:lvlJc w:val="left"/>
+      <w:pPr>
+        <w:ind w:left="1440" w:hanging="360"/>
+      </w:pPr>
+    </w:lvl>
+    <w:lvl w:ilvl="2" w:tplc="0409001B" w:tentative="1">
+      <w:start w:val="1"/>
+      <w:numFmt w:val="lowerRoman"/>
+      <w:lvlText w:val="%3."/>
+      <w:lvlJc w:val="right"/>
+      <w:pPr>
+        <w:ind w:left="2160" w:hanging="180"/>
+      </w:pPr>
+    </w:lvl>
+    <w:lvl w:ilvl="3" w:tplc="0409000F" w:tentative="1">
+      <w:start w:val="1"/>
+      <w:numFmt w:val="decimal"/>
+      <w:lvlText w:val="%4."/>
+      <w:lvlJc w:val="left"/>
+      <w:pPr>
+        <w:ind w:left="2880" w:hanging="360"/>
+      </w:pPr>
+    </w:lvl>
+    <w:lvl w:ilvl="4" w:tplc="04090019" w:tentative="1">
+      <w:start w:val="1"/>
+      <w:numFmt w:val="lowerLetter"/>
+      <w:lvlText w:val="%5."/>
+      <w:lvlJc w:val="left"/>
+      <w:pPr>
+        <w:ind w:left="3600" w:hanging="360"/>
+      </w:pPr>
+    </w:lvl>
+    <w:lvl w:ilvl="5" w:tplc="0409001B" w:tentative="1">
+      <w:start w:val="1"/>
+      <w:numFmt w:val="lowerRoman"/>
+      <w:lvlText w:val="%6."/>
+      <w:lvlJc w:val="right"/>
+      <w:pPr>
+        <w:ind w:left="4320" w:hanging="180"/>
+      </w:pPr>
+    </w:lvl>
+    <w:lvl w:ilvl="6" w:tplc="0409000F" w:tentative="1">
+      <w:start w:val="1"/>
+      <w:numFmt w:val="decimal"/>
+      <w:lvlText w:val="%7."/>
+      <w:lvlJc w:val="left"/>
+      <w:pPr>
+        <w:ind w:left="5040" w:hanging="360"/>
+      </w:pPr>
+    </w:lvl>
+    <w:lvl w:ilvl="7" w:tplc="04090019" w:tentative="1">
+      <w:start w:val="1"/>
+      <w:numFmt w:val="lowerLetter"/>
+      <w:lvlText w:val="%8."/>
+      <w:lvlJc w:val="left"/>
+      <w:pPr>
+        <w:ind w:left="5760" w:hanging="360"/>
+      </w:pPr>
+    </w:lvl>
+    <w:lvl w:ilvl="8" w:tplc="0409001B" w:tentative="1">
+      <w:start w:val="1"/>
+      <w:numFmt w:val="lowerRoman"/>
+      <w:lvlText w:val="%9."/>
+      <w:lvlJc w:val="right"/>
+      <w:pPr>
+        <w:ind w:left="6480" w:hanging="180"/>
+      </w:pPr>
+    </w:lvl>
+  </w:abstractNum>
   <w:num w:numId="1" w16cid:durableId="331835758">
     <w:abstractNumId w:val="0"/>
+  </w:num>
+  <w:num w:numId="2" w16cid:durableId="1989239067">
+    <w:abstractNumId w:val="1"/>
   </w:num>
 </w:numbering>
 </file>
